--- a/public/uploads/generated/Pederasyon_Attendance_Report_Green_Youth_Movement__Tree_Planting_and_Clean-Up_Drive_2025-09-27.docx
+++ b/public/uploads/generated/Pederasyon_Attendance_Report_Green_Youth_Movement__Tree_Planting_and_Clean-Up_Drive_2025-09-27.docx
@@ -197,7 +197,7 @@
           <w:b w:val="0"/>
           <w:bCs w:val="0"/>
         </w:rPr>
-        <w:t xml:space="preserve">Date: September 25, 2025</w:t>
+        <w:t xml:space="preserve">Date: September 26, 2025</w:t>
       </w:r>
     </w:p>
     <w:p>
@@ -212,7 +212,7 @@
           <w:b w:val="0"/>
           <w:bCs w:val="0"/>
         </w:rPr>
-        <w:t xml:space="preserve">Time: 6:00 PM - 3:20 PM</w:t>
+        <w:t xml:space="preserve">Time: 5:00 AM - 5:00 PM</w:t>
       </w:r>
     </w:p>
     <w:p>
@@ -524,7 +524,7 @@
                 <w:sz w:val="16"/>
                 <w:szCs w:val="16"/>
               </w:rPr>
-              <w:t xml:space="preserve">25-826206</w:t>
+              <w:t xml:space="preserve">25-000001</w:t>
             </w:r>
           </w:p>
         </w:tc>
@@ -544,7 +544,7 @@
                 <w:sz w:val="16"/>
                 <w:szCs w:val="16"/>
               </w:rPr>
-              <w:t xml:space="preserve">Briones, Jillian Rose Briones</w:t>
+              <w:t xml:space="preserve">Luzano, Christian Nico Brizuela</w:t>
             </w:r>
           </w:p>
         </w:tc>
@@ -644,27 +644,27 @@
                 <w:sz w:val="16"/>
                 <w:szCs w:val="16"/>
               </w:rPr>
-              <w:t xml:space="preserve">02:52 PM</w:t>
-            </w:r>
-          </w:p>
-        </w:tc>
-        <w:tc>
-          <w:tcPr>
-            <w:tcW w:w="1460" w:type="dxa"/>
-            <w:noWrap/>
-          </w:tcPr>
-          <w:p>
-            <w:pPr>
-              <w:jc w:val="center"/>
-              <w:spacing w:after="0"/>
-            </w:pPr>
-            <w:r>
-              <w:rPr>
-                <w:rFonts w:ascii="Arial" w:hAnsi="Arial" w:eastAsia="Arial" w:cs="Arial"/>
-                <w:sz w:val="16"/>
-                <w:szCs w:val="16"/>
-              </w:rPr>
-              <w:t xml:space="preserve">05:01 PM</w:t>
+              <w:t xml:space="preserve">06:00 PM</w:t>
+            </w:r>
+          </w:p>
+        </w:tc>
+        <w:tc>
+          <w:tcPr>
+            <w:tcW w:w="1460" w:type="dxa"/>
+            <w:noWrap/>
+          </w:tcPr>
+          <w:p>
+            <w:pPr>
+              <w:jc w:val="center"/>
+              <w:spacing w:after="0"/>
+            </w:pPr>
+            <w:r>
+              <w:rPr>
+                <w:rFonts w:ascii="Arial" w:hAnsi="Arial" w:eastAsia="Arial" w:cs="Arial"/>
+                <w:sz w:val="16"/>
+                <w:szCs w:val="16"/>
+              </w:rPr>
+              <w:t xml:space="preserve">07:43 PM</w:t>
             </w:r>
           </w:p>
         </w:tc>
@@ -685,818 +685,6 @@
                 <w:szCs w:val="16"/>
               </w:rPr>
               <w:t xml:space="preserve">Complete</w:t>
-            </w:r>
-          </w:p>
-        </w:tc>
-      </w:tr>
-      <w:tr>
-        <w:trPr/>
-        <w:tc>
-          <w:tcPr>
-            <w:tcW w:w="1216" w:type="dxa"/>
-            <w:noWrap/>
-          </w:tcPr>
-          <w:p>
-            <w:pPr>
-              <w:jc w:val="center"/>
-              <w:spacing w:after="0"/>
-            </w:pPr>
-            <w:r>
-              <w:rPr>
-                <w:rFonts w:ascii="Arial" w:hAnsi="Arial" w:eastAsia="Arial" w:cs="Arial"/>
-                <w:sz w:val="16"/>
-                <w:szCs w:val="16"/>
-              </w:rPr>
-              <w:t xml:space="preserve">2</w:t>
-            </w:r>
-          </w:p>
-        </w:tc>
-        <w:tc>
-          <w:tcPr>
-            <w:tcW w:w="1825" w:type="dxa"/>
-            <w:noWrap/>
-          </w:tcPr>
-          <w:p>
-            <w:pPr>
-              <w:jc w:val="center"/>
-              <w:spacing w:after="0"/>
-            </w:pPr>
-            <w:r>
-              <w:rPr>
-                <w:rFonts w:ascii="Arial" w:hAnsi="Arial" w:eastAsia="Arial" w:cs="Arial"/>
-                <w:sz w:val="16"/>
-                <w:szCs w:val="16"/>
-              </w:rPr>
-              <w:t xml:space="preserve">25-301081</w:t>
-            </w:r>
-          </w:p>
-        </w:tc>
-        <w:tc>
-          <w:tcPr>
-            <w:tcW w:w="4259" w:type="dxa"/>
-            <w:noWrap/>
-          </w:tcPr>
-          <w:p>
-            <w:pPr>
-              <w:jc w:val="left"/>
-              <w:spacing w:after="0"/>
-            </w:pPr>
-            <w:r>
-              <w:rPr>
-                <w:rFonts w:ascii="Arial" w:hAnsi="Arial" w:eastAsia="Arial" w:cs="Arial"/>
-                <w:sz w:val="16"/>
-                <w:szCs w:val="16"/>
-              </w:rPr>
-              <w:t xml:space="preserve">Bayos, Dominic Barandon</w:t>
-            </w:r>
-          </w:p>
-        </w:tc>
-        <w:tc>
-          <w:tcPr>
-            <w:tcW w:w="1216" w:type="dxa"/>
-            <w:noWrap/>
-          </w:tcPr>
-          <w:p>
-            <w:pPr>
-              <w:jc w:val="center"/>
-              <w:spacing w:after="0"/>
-            </w:pPr>
-            <w:r>
-              <w:rPr>
-                <w:rFonts w:ascii="Arial" w:hAnsi="Arial" w:eastAsia="Arial" w:cs="Arial"/>
-                <w:sz w:val="16"/>
-                <w:szCs w:val="16"/>
-              </w:rPr>
-              <w:t xml:space="preserve">3</w:t>
-            </w:r>
-          </w:p>
-        </w:tc>
-        <w:tc>
-          <w:tcPr>
-            <w:tcW w:w="1460" w:type="dxa"/>
-            <w:noWrap/>
-          </w:tcPr>
-          <w:p>
-            <w:pPr>
-              <w:jc w:val="center"/>
-              <w:spacing w:after="0"/>
-            </w:pPr>
-            <w:r>
-              <w:rPr>
-                <w:rFonts w:ascii="Arial" w:hAnsi="Arial" w:eastAsia="Arial" w:cs="Arial"/>
-                <w:sz w:val="16"/>
-                <w:szCs w:val="16"/>
-              </w:rPr>
-              <w:t xml:space="preserve">-</w:t>
-            </w:r>
-          </w:p>
-        </w:tc>
-        <w:tc>
-          <w:tcPr>
-            <w:tcW w:w="1460" w:type="dxa"/>
-            <w:noWrap/>
-          </w:tcPr>
-          <w:p>
-            <w:pPr>
-              <w:jc w:val="center"/>
-              <w:spacing w:after="0"/>
-            </w:pPr>
-            <w:r>
-              <w:rPr>
-                <w:rFonts w:ascii="Arial" w:hAnsi="Arial" w:eastAsia="Arial" w:cs="Arial"/>
-                <w:sz w:val="16"/>
-                <w:szCs w:val="16"/>
-              </w:rPr>
-              <w:t xml:space="preserve">-</w:t>
-            </w:r>
-          </w:p>
-        </w:tc>
-        <w:tc>
-          <w:tcPr>
-            <w:tcW w:w="1460" w:type="dxa"/>
-            <w:noWrap/>
-          </w:tcPr>
-          <w:p>
-            <w:pPr>
-              <w:jc w:val="center"/>
-              <w:spacing w:after="0"/>
-            </w:pPr>
-            <w:r>
-              <w:rPr>
-                <w:rFonts w:ascii="Arial" w:hAnsi="Arial" w:eastAsia="Arial" w:cs="Arial"/>
-                <w:sz w:val="16"/>
-                <w:szCs w:val="16"/>
-              </w:rPr>
-              <w:t xml:space="preserve">Absent</w:t>
-            </w:r>
-          </w:p>
-        </w:tc>
-        <w:tc>
-          <w:tcPr>
-            <w:tcW w:w="1460" w:type="dxa"/>
-            <w:noWrap/>
-          </w:tcPr>
-          <w:p>
-            <w:pPr>
-              <w:jc w:val="center"/>
-              <w:spacing w:after="0"/>
-            </w:pPr>
-            <w:r>
-              <w:rPr>
-                <w:rFonts w:ascii="Arial" w:hAnsi="Arial" w:eastAsia="Arial" w:cs="Arial"/>
-                <w:sz w:val="16"/>
-                <w:szCs w:val="16"/>
-              </w:rPr>
-              <w:t xml:space="preserve">02:52 PM</w:t>
-            </w:r>
-          </w:p>
-        </w:tc>
-        <w:tc>
-          <w:tcPr>
-            <w:tcW w:w="1460" w:type="dxa"/>
-            <w:noWrap/>
-          </w:tcPr>
-          <w:p>
-            <w:pPr>
-              <w:jc w:val="center"/>
-              <w:spacing w:after="0"/>
-            </w:pPr>
-            <w:r>
-              <w:rPr>
-                <w:rFonts w:ascii="Arial" w:hAnsi="Arial" w:eastAsia="Arial" w:cs="Arial"/>
-                <w:sz w:val="16"/>
-                <w:szCs w:val="16"/>
-              </w:rPr>
-              <w:t xml:space="preserve">05:01 PM</w:t>
-            </w:r>
-          </w:p>
-        </w:tc>
-        <w:tc>
-          <w:tcPr>
-            <w:tcW w:w="1460" w:type="dxa"/>
-            <w:noWrap/>
-          </w:tcPr>
-          <w:p>
-            <w:pPr>
-              <w:jc w:val="center"/>
-              <w:spacing w:after="0"/>
-            </w:pPr>
-            <w:r>
-              <w:rPr>
-                <w:rFonts w:ascii="Arial" w:hAnsi="Arial" w:eastAsia="Arial" w:cs="Arial"/>
-                <w:sz w:val="16"/>
-                <w:szCs w:val="16"/>
-              </w:rPr>
-              <w:t xml:space="preserve">Complete</w:t>
-            </w:r>
-          </w:p>
-        </w:tc>
-      </w:tr>
-      <w:tr>
-        <w:trPr/>
-        <w:tc>
-          <w:tcPr>
-            <w:tcW w:w="1216" w:type="dxa"/>
-            <w:noWrap/>
-          </w:tcPr>
-          <w:p>
-            <w:pPr>
-              <w:jc w:val="center"/>
-              <w:spacing w:after="0"/>
-            </w:pPr>
-            <w:r>
-              <w:rPr>
-                <w:rFonts w:ascii="Arial" w:hAnsi="Arial" w:eastAsia="Arial" w:cs="Arial"/>
-                <w:sz w:val="16"/>
-                <w:szCs w:val="16"/>
-              </w:rPr>
-              <w:t xml:space="preserve">3</w:t>
-            </w:r>
-          </w:p>
-        </w:tc>
-        <w:tc>
-          <w:tcPr>
-            <w:tcW w:w="1825" w:type="dxa"/>
-            <w:noWrap/>
-          </w:tcPr>
-          <w:p>
-            <w:pPr>
-              <w:jc w:val="center"/>
-              <w:spacing w:after="0"/>
-            </w:pPr>
-            <w:r>
-              <w:rPr>
-                <w:rFonts w:ascii="Arial" w:hAnsi="Arial" w:eastAsia="Arial" w:cs="Arial"/>
-                <w:sz w:val="16"/>
-                <w:szCs w:val="16"/>
-              </w:rPr>
-              <w:t xml:space="preserve">25-496448</w:t>
-            </w:r>
-          </w:p>
-        </w:tc>
-        <w:tc>
-          <w:tcPr>
-            <w:tcW w:w="4259" w:type="dxa"/>
-            <w:noWrap/>
-          </w:tcPr>
-          <w:p>
-            <w:pPr>
-              <w:jc w:val="left"/>
-              <w:spacing w:after="0"/>
-            </w:pPr>
-            <w:r>
-              <w:rPr>
-                <w:rFonts w:ascii="Arial" w:hAnsi="Arial" w:eastAsia="Arial" w:cs="Arial"/>
-                <w:sz w:val="16"/>
-                <w:szCs w:val="16"/>
-              </w:rPr>
-              <w:t xml:space="preserve">Placides, Novie Heralyn Bantayan</w:t>
-            </w:r>
-          </w:p>
-        </w:tc>
-        <w:tc>
-          <w:tcPr>
-            <w:tcW w:w="1216" w:type="dxa"/>
-            <w:noWrap/>
-          </w:tcPr>
-          <w:p>
-            <w:pPr>
-              <w:jc w:val="center"/>
-              <w:spacing w:after="0"/>
-            </w:pPr>
-            <w:r>
-              <w:rPr>
-                <w:rFonts w:ascii="Arial" w:hAnsi="Arial" w:eastAsia="Arial" w:cs="Arial"/>
-                <w:sz w:val="16"/>
-                <w:szCs w:val="16"/>
-              </w:rPr>
-              <w:t xml:space="preserve">1</w:t>
-            </w:r>
-          </w:p>
-        </w:tc>
-        <w:tc>
-          <w:tcPr>
-            <w:tcW w:w="1460" w:type="dxa"/>
-            <w:noWrap/>
-          </w:tcPr>
-          <w:p>
-            <w:pPr>
-              <w:jc w:val="center"/>
-              <w:spacing w:after="0"/>
-            </w:pPr>
-            <w:r>
-              <w:rPr>
-                <w:rFonts w:ascii="Arial" w:hAnsi="Arial" w:eastAsia="Arial" w:cs="Arial"/>
-                <w:sz w:val="16"/>
-                <w:szCs w:val="16"/>
-              </w:rPr>
-              <w:t xml:space="preserve">-</w:t>
-            </w:r>
-          </w:p>
-        </w:tc>
-        <w:tc>
-          <w:tcPr>
-            <w:tcW w:w="1460" w:type="dxa"/>
-            <w:noWrap/>
-          </w:tcPr>
-          <w:p>
-            <w:pPr>
-              <w:jc w:val="center"/>
-              <w:spacing w:after="0"/>
-            </w:pPr>
-            <w:r>
-              <w:rPr>
-                <w:rFonts w:ascii="Arial" w:hAnsi="Arial" w:eastAsia="Arial" w:cs="Arial"/>
-                <w:sz w:val="16"/>
-                <w:szCs w:val="16"/>
-              </w:rPr>
-              <w:t xml:space="preserve">-</w:t>
-            </w:r>
-          </w:p>
-        </w:tc>
-        <w:tc>
-          <w:tcPr>
-            <w:tcW w:w="1460" w:type="dxa"/>
-            <w:noWrap/>
-          </w:tcPr>
-          <w:p>
-            <w:pPr>
-              <w:jc w:val="center"/>
-              <w:spacing w:after="0"/>
-            </w:pPr>
-            <w:r>
-              <w:rPr>
-                <w:rFonts w:ascii="Arial" w:hAnsi="Arial" w:eastAsia="Arial" w:cs="Arial"/>
-                <w:sz w:val="16"/>
-                <w:szCs w:val="16"/>
-              </w:rPr>
-              <w:t xml:space="preserve">Absent</w:t>
-            </w:r>
-          </w:p>
-        </w:tc>
-        <w:tc>
-          <w:tcPr>
-            <w:tcW w:w="1460" w:type="dxa"/>
-            <w:noWrap/>
-          </w:tcPr>
-          <w:p>
-            <w:pPr>
-              <w:jc w:val="center"/>
-              <w:spacing w:after="0"/>
-            </w:pPr>
-            <w:r>
-              <w:rPr>
-                <w:rFonts w:ascii="Arial" w:hAnsi="Arial" w:eastAsia="Arial" w:cs="Arial"/>
-                <w:sz w:val="16"/>
-                <w:szCs w:val="16"/>
-              </w:rPr>
-              <w:t xml:space="preserve">02:52 PM</w:t>
-            </w:r>
-          </w:p>
-        </w:tc>
-        <w:tc>
-          <w:tcPr>
-            <w:tcW w:w="1460" w:type="dxa"/>
-            <w:noWrap/>
-          </w:tcPr>
-          <w:p>
-            <w:pPr>
-              <w:jc w:val="center"/>
-              <w:spacing w:after="0"/>
-            </w:pPr>
-            <w:r>
-              <w:rPr>
-                <w:rFonts w:ascii="Arial" w:hAnsi="Arial" w:eastAsia="Arial" w:cs="Arial"/>
-                <w:sz w:val="16"/>
-                <w:szCs w:val="16"/>
-              </w:rPr>
-              <w:t xml:space="preserve">05:01 PM</w:t>
-            </w:r>
-          </w:p>
-        </w:tc>
-        <w:tc>
-          <w:tcPr>
-            <w:tcW w:w="1460" w:type="dxa"/>
-            <w:noWrap/>
-          </w:tcPr>
-          <w:p>
-            <w:pPr>
-              <w:jc w:val="center"/>
-              <w:spacing w:after="0"/>
-            </w:pPr>
-            <w:r>
-              <w:rPr>
-                <w:rFonts w:ascii="Arial" w:hAnsi="Arial" w:eastAsia="Arial" w:cs="Arial"/>
-                <w:sz w:val="16"/>
-                <w:szCs w:val="16"/>
-              </w:rPr>
-              <w:t xml:space="preserve">Complete</w:t>
-            </w:r>
-          </w:p>
-        </w:tc>
-      </w:tr>
-      <w:tr>
-        <w:trPr/>
-        <w:tc>
-          <w:tcPr>
-            <w:tcW w:w="1216" w:type="dxa"/>
-            <w:noWrap/>
-          </w:tcPr>
-          <w:p>
-            <w:pPr>
-              <w:jc w:val="center"/>
-              <w:spacing w:after="0"/>
-            </w:pPr>
-            <w:r>
-              <w:rPr>
-                <w:rFonts w:ascii="Arial" w:hAnsi="Arial" w:eastAsia="Arial" w:cs="Arial"/>
-                <w:sz w:val="16"/>
-                <w:szCs w:val="16"/>
-              </w:rPr>
-              <w:t xml:space="preserve">4</w:t>
-            </w:r>
-          </w:p>
-        </w:tc>
-        <w:tc>
-          <w:tcPr>
-            <w:tcW w:w="1825" w:type="dxa"/>
-            <w:noWrap/>
-          </w:tcPr>
-          <w:p>
-            <w:pPr>
-              <w:jc w:val="center"/>
-              <w:spacing w:after="0"/>
-            </w:pPr>
-            <w:r>
-              <w:rPr>
-                <w:rFonts w:ascii="Arial" w:hAnsi="Arial" w:eastAsia="Arial" w:cs="Arial"/>
-                <w:sz w:val="16"/>
-                <w:szCs w:val="16"/>
-              </w:rPr>
-              <w:t xml:space="preserve">25-000001</w:t>
-            </w:r>
-          </w:p>
-        </w:tc>
-        <w:tc>
-          <w:tcPr>
-            <w:tcW w:w="4259" w:type="dxa"/>
-            <w:noWrap/>
-          </w:tcPr>
-          <w:p>
-            <w:pPr>
-              <w:jc w:val="left"/>
-              <w:spacing w:after="0"/>
-            </w:pPr>
-            <w:r>
-              <w:rPr>
-                <w:rFonts w:ascii="Arial" w:hAnsi="Arial" w:eastAsia="Arial" w:cs="Arial"/>
-                <w:sz w:val="16"/>
-                <w:szCs w:val="16"/>
-              </w:rPr>
-              <w:t xml:space="preserve">Luzano, Christian Nico Brizuela</w:t>
-            </w:r>
-          </w:p>
-        </w:tc>
-        <w:tc>
-          <w:tcPr>
-            <w:tcW w:w="1216" w:type="dxa"/>
-            <w:noWrap/>
-          </w:tcPr>
-          <w:p>
-            <w:pPr>
-              <w:jc w:val="center"/>
-              <w:spacing w:after="0"/>
-            </w:pPr>
-            <w:r>
-              <w:rPr>
-                <w:rFonts w:ascii="Arial" w:hAnsi="Arial" w:eastAsia="Arial" w:cs="Arial"/>
-                <w:sz w:val="16"/>
-                <w:szCs w:val="16"/>
-              </w:rPr>
-              <w:t xml:space="preserve">1</w:t>
-            </w:r>
-          </w:p>
-        </w:tc>
-        <w:tc>
-          <w:tcPr>
-            <w:tcW w:w="1460" w:type="dxa"/>
-            <w:noWrap/>
-          </w:tcPr>
-          <w:p>
-            <w:pPr>
-              <w:jc w:val="center"/>
-              <w:spacing w:after="0"/>
-            </w:pPr>
-            <w:r>
-              <w:rPr>
-                <w:rFonts w:ascii="Arial" w:hAnsi="Arial" w:eastAsia="Arial" w:cs="Arial"/>
-                <w:sz w:val="16"/>
-                <w:szCs w:val="16"/>
-              </w:rPr>
-              <w:t xml:space="preserve">-</w:t>
-            </w:r>
-          </w:p>
-        </w:tc>
-        <w:tc>
-          <w:tcPr>
-            <w:tcW w:w="1460" w:type="dxa"/>
-            <w:noWrap/>
-          </w:tcPr>
-          <w:p>
-            <w:pPr>
-              <w:jc w:val="center"/>
-              <w:spacing w:after="0"/>
-            </w:pPr>
-            <w:r>
-              <w:rPr>
-                <w:rFonts w:ascii="Arial" w:hAnsi="Arial" w:eastAsia="Arial" w:cs="Arial"/>
-                <w:sz w:val="16"/>
-                <w:szCs w:val="16"/>
-              </w:rPr>
-              <w:t xml:space="preserve">-</w:t>
-            </w:r>
-          </w:p>
-        </w:tc>
-        <w:tc>
-          <w:tcPr>
-            <w:tcW w:w="1460" w:type="dxa"/>
-            <w:noWrap/>
-          </w:tcPr>
-          <w:p>
-            <w:pPr>
-              <w:jc w:val="center"/>
-              <w:spacing w:after="0"/>
-            </w:pPr>
-            <w:r>
-              <w:rPr>
-                <w:rFonts w:ascii="Arial" w:hAnsi="Arial" w:eastAsia="Arial" w:cs="Arial"/>
-                <w:sz w:val="16"/>
-                <w:szCs w:val="16"/>
-              </w:rPr>
-              <w:t xml:space="preserve">Absent</w:t>
-            </w:r>
-          </w:p>
-        </w:tc>
-        <w:tc>
-          <w:tcPr>
-            <w:tcW w:w="1460" w:type="dxa"/>
-            <w:noWrap/>
-          </w:tcPr>
-          <w:p>
-            <w:pPr>
-              <w:jc w:val="center"/>
-              <w:spacing w:after="0"/>
-            </w:pPr>
-            <w:r>
-              <w:rPr>
-                <w:rFonts w:ascii="Arial" w:hAnsi="Arial" w:eastAsia="Arial" w:cs="Arial"/>
-                <w:sz w:val="16"/>
-                <w:szCs w:val="16"/>
-              </w:rPr>
-              <w:t xml:space="preserve">02:53 PM</w:t>
-            </w:r>
-          </w:p>
-        </w:tc>
-        <w:tc>
-          <w:tcPr>
-            <w:tcW w:w="1460" w:type="dxa"/>
-            <w:noWrap/>
-          </w:tcPr>
-          <w:p>
-            <w:pPr>
-              <w:jc w:val="center"/>
-              <w:spacing w:after="0"/>
-            </w:pPr>
-            <w:r>
-              <w:rPr>
-                <w:rFonts w:ascii="Arial" w:hAnsi="Arial" w:eastAsia="Arial" w:cs="Arial"/>
-                <w:sz w:val="16"/>
-                <w:szCs w:val="16"/>
-              </w:rPr>
-              <w:t xml:space="preserve">05:01 PM</w:t>
-            </w:r>
-          </w:p>
-        </w:tc>
-        <w:tc>
-          <w:tcPr>
-            <w:tcW w:w="1460" w:type="dxa"/>
-            <w:noWrap/>
-          </w:tcPr>
-          <w:p>
-            <w:pPr>
-              <w:jc w:val="center"/>
-              <w:spacing w:after="0"/>
-            </w:pPr>
-            <w:r>
-              <w:rPr>
-                <w:rFonts w:ascii="Arial" w:hAnsi="Arial" w:eastAsia="Arial" w:cs="Arial"/>
-                <w:sz w:val="16"/>
-                <w:szCs w:val="16"/>
-              </w:rPr>
-              <w:t xml:space="preserve">Complete</w:t>
-            </w:r>
-          </w:p>
-        </w:tc>
-      </w:tr>
-      <w:tr>
-        <w:trPr/>
-        <w:tc>
-          <w:tcPr>
-            <w:tcW w:w="1216" w:type="dxa"/>
-            <w:noWrap/>
-          </w:tcPr>
-          <w:p>
-            <w:pPr>
-              <w:jc w:val="center"/>
-              <w:spacing w:after="0"/>
-            </w:pPr>
-            <w:r>
-              <w:rPr>
-                <w:rFonts w:ascii="Arial" w:hAnsi="Arial" w:eastAsia="Arial" w:cs="Arial"/>
-                <w:sz w:val="16"/>
-                <w:szCs w:val="16"/>
-              </w:rPr>
-              <w:t xml:space="preserve">5</w:t>
-            </w:r>
-          </w:p>
-        </w:tc>
-        <w:tc>
-          <w:tcPr>
-            <w:tcW w:w="1825" w:type="dxa"/>
-            <w:noWrap/>
-          </w:tcPr>
-          <w:p>
-            <w:pPr>
-              <w:jc w:val="center"/>
-              <w:spacing w:after="0"/>
-            </w:pPr>
-            <w:r>
-              <w:rPr>
-                <w:rFonts w:ascii="Arial" w:hAnsi="Arial" w:eastAsia="Arial" w:cs="Arial"/>
-                <w:sz w:val="16"/>
-                <w:szCs w:val="16"/>
-              </w:rPr>
-              <w:t xml:space="preserve">25-781688</w:t>
-            </w:r>
-          </w:p>
-        </w:tc>
-        <w:tc>
-          <w:tcPr>
-            <w:tcW w:w="4259" w:type="dxa"/>
-            <w:noWrap/>
-          </w:tcPr>
-          <w:p>
-            <w:pPr>
-              <w:jc w:val="left"/>
-              <w:spacing w:after="0"/>
-            </w:pPr>
-            <w:r>
-              <w:rPr>
-                <w:rFonts w:ascii="Arial" w:hAnsi="Arial" w:eastAsia="Arial" w:cs="Arial"/>
-                <w:sz w:val="16"/>
-                <w:szCs w:val="16"/>
-              </w:rPr>
-              <w:t xml:space="preserve">Valera, Reymelene Espiritu</w:t>
-            </w:r>
-          </w:p>
-        </w:tc>
-        <w:tc>
-          <w:tcPr>
-            <w:tcW w:w="1216" w:type="dxa"/>
-            <w:noWrap/>
-          </w:tcPr>
-          <w:p>
-            <w:pPr>
-              <w:jc w:val="center"/>
-              <w:spacing w:after="0"/>
-            </w:pPr>
-            <w:r>
-              <w:rPr>
-                <w:rFonts w:ascii="Arial" w:hAnsi="Arial" w:eastAsia="Arial" w:cs="Arial"/>
-                <w:sz w:val="16"/>
-                <w:szCs w:val="16"/>
-              </w:rPr>
-              <w:t xml:space="preserve">2</w:t>
-            </w:r>
-          </w:p>
-        </w:tc>
-        <w:tc>
-          <w:tcPr>
-            <w:tcW w:w="1460" w:type="dxa"/>
-            <w:noWrap/>
-          </w:tcPr>
-          <w:p>
-            <w:pPr>
-              <w:jc w:val="center"/>
-              <w:spacing w:after="0"/>
-            </w:pPr>
-            <w:r>
-              <w:rPr>
-                <w:rFonts w:ascii="Arial" w:hAnsi="Arial" w:eastAsia="Arial" w:cs="Arial"/>
-                <w:sz w:val="16"/>
-                <w:szCs w:val="16"/>
-              </w:rPr>
-              <w:t xml:space="preserve">-</w:t>
-            </w:r>
-          </w:p>
-        </w:tc>
-        <w:tc>
-          <w:tcPr>
-            <w:tcW w:w="1460" w:type="dxa"/>
-            <w:noWrap/>
-          </w:tcPr>
-          <w:p>
-            <w:pPr>
-              <w:jc w:val="center"/>
-              <w:spacing w:after="0"/>
-            </w:pPr>
-            <w:r>
-              <w:rPr>
-                <w:rFonts w:ascii="Arial" w:hAnsi="Arial" w:eastAsia="Arial" w:cs="Arial"/>
-                <w:sz w:val="16"/>
-                <w:szCs w:val="16"/>
-              </w:rPr>
-              <w:t xml:space="preserve">-</w:t>
-            </w:r>
-          </w:p>
-        </w:tc>
-        <w:tc>
-          <w:tcPr>
-            <w:tcW w:w="1460" w:type="dxa"/>
-            <w:noWrap/>
-          </w:tcPr>
-          <w:p>
-            <w:pPr>
-              <w:jc w:val="center"/>
-              <w:spacing w:after="0"/>
-            </w:pPr>
-            <w:r>
-              <w:rPr>
-                <w:rFonts w:ascii="Arial" w:hAnsi="Arial" w:eastAsia="Arial" w:cs="Arial"/>
-                <w:sz w:val="16"/>
-                <w:szCs w:val="16"/>
-              </w:rPr>
-              <w:t xml:space="preserve">Absent</w:t>
-            </w:r>
-          </w:p>
-        </w:tc>
-        <w:tc>
-          <w:tcPr>
-            <w:tcW w:w="1460" w:type="dxa"/>
-            <w:noWrap/>
-          </w:tcPr>
-          <w:p>
-            <w:pPr>
-              <w:jc w:val="center"/>
-              <w:spacing w:after="0"/>
-            </w:pPr>
-            <w:r>
-              <w:rPr>
-                <w:rFonts w:ascii="Arial" w:hAnsi="Arial" w:eastAsia="Arial" w:cs="Arial"/>
-                <w:sz w:val="16"/>
-                <w:szCs w:val="16"/>
-              </w:rPr>
-              <w:t xml:space="preserve">03:18 PM</w:t>
-            </w:r>
-          </w:p>
-        </w:tc>
-        <w:tc>
-          <w:tcPr>
-            <w:tcW w:w="1460" w:type="dxa"/>
-            <w:noWrap/>
-          </w:tcPr>
-          <w:p>
-            <w:pPr>
-              <w:jc w:val="center"/>
-              <w:spacing w:after="0"/>
-            </w:pPr>
-            <w:r>
-              <w:rPr>
-                <w:rFonts w:ascii="Arial" w:hAnsi="Arial" w:eastAsia="Arial" w:cs="Arial"/>
-                <w:sz w:val="16"/>
-                <w:szCs w:val="16"/>
-              </w:rPr>
-              <w:t xml:space="preserve">05:01 PM</w:t>
-            </w:r>
-          </w:p>
-        </w:tc>
-        <w:tc>
-          <w:tcPr>
-            <w:tcW w:w="1460" w:type="dxa"/>
-            <w:noWrap/>
-          </w:tcPr>
-          <w:p>
-            <w:pPr>
-              <w:jc w:val="center"/>
-              <w:spacing w:after="0"/>
-            </w:pPr>
-            <w:r>
-              <w:rPr>
-                <w:rFonts w:ascii="Arial" w:hAnsi="Arial" w:eastAsia="Arial" w:cs="Arial"/>
-                <w:sz w:val="16"/>
-                <w:szCs w:val="16"/>
-              </w:rPr>
-              <w:t xml:space="preserve">Late</w:t>
             </w:r>
           </w:p>
         </w:tc>
